--- a/paper/原图风格修订/实验原始记录模板.docx
+++ b/paper/原图风格修订/实验原始记录模板.docx
@@ -21,44 +21,7 @@
         <w:ind w:firstLine="420"/>
       </w:pPr>
       <w:r>
-        <w:rPr>
-          <w:rFonts w:ascii="Calibri" w:hAnsi="Calibri" w:eastAsia="宋体"/>
-          <w:color w:val="000000"/>
-          <w:sz w:val="21"/>
-        </w:rPr>
-        <w:t>配套</w:t>
-      </w:r>
-      <w:r>
-        <w:rPr>
-          <w:rFonts w:ascii="Calibri" w:hAnsi="Calibri" w:eastAsia="宋体"/>
-          <w:color w:val="000000"/>
-          <w:sz w:val="21"/>
-        </w:rPr>
-        <w:t>手册（实验执行手册.md）</w:t>
-      </w:r>
-      <w:r>
-        <w:rPr>
-          <w:rFonts w:ascii="Calibri" w:hAnsi="Calibri" w:eastAsia="宋体"/>
-          <w:color w:val="000000"/>
-          <w:sz w:val="21"/>
-        </w:rPr>
-        <w:t>和</w:t>
-      </w:r>
-      <w:r>
-        <w:rPr>
-          <w:rFonts w:ascii="Calibri" w:hAnsi="Calibri" w:eastAsia="宋体"/>
-          <w:color w:val="000000"/>
-          <w:sz w:val="21"/>
-        </w:rPr>
-        <w:t>论文（论文_原图风格修订_实验待实测.docx）</w:t>
-      </w:r>
-      <w:r>
-        <w:rPr>
-          <w:rFonts w:ascii="Calibri" w:hAnsi="Calibri" w:eastAsia="宋体"/>
-          <w:color w:val="000000"/>
-          <w:sz w:val="21"/>
-        </w:rPr>
-        <w:t>。复制另存后填写，不覆盖空白母版。待填不等于0，NA必须附原因；保留首次失败，重试另编号。表格可以复制扩展；统计列不会算可交给我。</w:t>
+        <w:t>配套手册（实验执行手册.md）和论文（论文_原图风格修订_自然表达版_常驻OCR同步版.docx）。复制另存后填写，不覆盖空白母版。待填不等于0，NA必须附原因；保留首次失败，重试另编号。表格可以复制扩展；统计列不会算可交给我。</w:t>
       </w:r>
     </w:p>
     <w:p>
@@ -707,6 +670,28 @@
       <w:tr>
         <w:tc>
           <w:tcPr>
+            <w:tcW w:type="dxa" w:w="7070"/>
+          </w:tcPr>
+          <w:p>
+            <w:r>
+              <w:t>OCR_DEVICE配置值及最终实际设备</w:t>
+            </w:r>
+          </w:p>
+        </w:tc>
+        <w:tc>
+          <w:tcPr>
+            <w:tcW w:type="dxa" w:w="7070"/>
+          </w:tcPr>
+          <w:p>
+            <w:r>
+              <w:t>待填</w:t>
+            </w:r>
+          </w:p>
+        </w:tc>
+      </w:tr>
+      <w:tr>
+        <w:tc>
+          <w:tcPr>
             <w:tcW w:type="dxa" w:w="3873"/>
             <w:vAlign w:val="center"/>
             <w:tcMar>
@@ -761,6 +746,28 @@
       <w:tr>
         <w:tc>
           <w:tcPr>
+            <w:tcW w:type="dxa" w:w="7070"/>
+          </w:tcPr>
+          <w:p>
+            <w:r>
+              <w:t>OCR模型、缓存位置及模型文件是否已就绪</w:t>
+            </w:r>
+          </w:p>
+        </w:tc>
+        <w:tc>
+          <w:tcPr>
+            <w:tcW w:type="dxa" w:w="7070"/>
+          </w:tcPr>
+          <w:p>
+            <w:r>
+              <w:t>待填</w:t>
+            </w:r>
+          </w:p>
+        </w:tc>
+      </w:tr>
+      <w:tr>
+        <w:tc>
+          <w:tcPr>
             <w:tcW w:type="dxa" w:w="3873"/>
             <w:vAlign w:val="center"/>
             <w:tcMar>
@@ -1030,6 +1037,28 @@
                 <w:sz w:val="18"/>
               </w:rPr>
               <w:t>待填</w:t>
+            </w:r>
+          </w:p>
+        </w:tc>
+      </w:tr>
+      <w:tr>
+        <w:tc>
+          <w:tcPr>
+            <w:tcW w:type="dxa" w:w="7070"/>
+          </w:tcPr>
+          <w:p>
+            <w:r>
+              <w:t>P00预热样本、最近预热事件及热态确认</w:t>
+            </w:r>
+          </w:p>
+        </w:tc>
+        <w:tc>
+          <w:tcPr>
+            <w:tcW w:type="dxa" w:w="7070"/>
+          </w:tcPr>
+          <w:p>
+            <w:r>
+              <w:t>待填；模型下载、worker启动、模型加载和预热不计入5.4.1</w:t>
             </w:r>
           </w:p>
         </w:tc>
@@ -3295,12 +3324,216 @@
         <w:ind w:firstLine="420"/>
       </w:pPr>
       <w:r>
-        <w:rPr>
-          <w:rFonts w:ascii="Calibri" w:hAnsi="Calibri" w:eastAsia="宋体"/>
-          <w:color w:val="000000"/>
-          <w:sz w:val="21"/>
-        </w:rPr>
-        <w:t>run_id如D01_OCR_01；重试02并填retry_of。恢复可能重复taskId，以run_id＋taskId关联。时间带日期，来自同一本机时钟/录像。</w:t>
+        <w:t>先记录OCR worker生命周期和预热。每次后端启动、worker因取消或异常重建后，都必须用固定非正式样本P00重新预热；预热任务不进入正式样本、准确率或耗时统计。</w:t>
+      </w:r>
+    </w:p>
+    <w:tbl>
+      <w:tblPr>
+        <w:tblW w:type="auto" w:w="0"/>
+        <w:tblLook w:firstColumn="1" w:firstRow="1" w:lastColumn="0" w:lastRow="0" w:noHBand="0" w:noVBand="1" w:val="04A0"/>
+      </w:tblPr>
+      <w:tblGrid>
+        <w:gridCol w:w="1285"/>
+        <w:gridCol w:w="1285"/>
+        <w:gridCol w:w="1285"/>
+        <w:gridCol w:w="1285"/>
+        <w:gridCol w:w="1285"/>
+        <w:gridCol w:w="1285"/>
+        <w:gridCol w:w="1285"/>
+        <w:gridCol w:w="1285"/>
+        <w:gridCol w:w="1285"/>
+        <w:gridCol w:w="1285"/>
+        <w:gridCol w:w="1285"/>
+      </w:tblGrid>
+      <w:tr>
+        <w:tc>
+          <w:tcPr>
+            <w:tcW w:type="dxa" w:w="1285"/>
+          </w:tcPr>
+          <w:p>
+            <w:r>
+              <w:t>warm_event_id</w:t>
+            </w:r>
+          </w:p>
+        </w:tc>
+        <w:tc>
+          <w:tcPr>
+            <w:tcW w:type="dxa" w:w="1285"/>
+          </w:tcPr>
+          <w:p>
+            <w:r>
+              <w:t>启动/重启时间</w:t>
+            </w:r>
+          </w:p>
+        </w:tc>
+        <w:tc>
+          <w:tcPr>
+            <w:tcW w:type="dxa" w:w="1285"/>
+          </w:tcPr>
+          <w:p>
+            <w:r>
+              <w:t>触发原因</w:t>
+            </w:r>
+          </w:p>
+        </w:tc>
+        <w:tc>
+          <w:tcPr>
+            <w:tcW w:type="dxa" w:w="1285"/>
+          </w:tcPr>
+          <w:p>
+            <w:r>
+              <w:t>OCR_DEVICE</w:t>
+            </w:r>
+          </w:p>
+        </w:tc>
+        <w:tc>
+          <w:tcPr>
+            <w:tcW w:type="dxa" w:w="1285"/>
+          </w:tcPr>
+          <w:p>
+            <w:r>
+              <w:t>实际设备</w:t>
+            </w:r>
+          </w:p>
+        </w:tc>
+        <w:tc>
+          <w:tcPr>
+            <w:tcW w:type="dxa" w:w="1285"/>
+          </w:tcPr>
+          <w:p>
+            <w:r>
+              <w:t>PaddleOCR/PaddlePaddle版本</w:t>
+            </w:r>
+          </w:p>
+        </w:tc>
+        <w:tc>
+          <w:tcPr>
+            <w:tcW w:type="dxa" w:w="1285"/>
+          </w:tcPr>
+          <w:p>
+            <w:r>
+              <w:t>OCR模型</w:t>
+            </w:r>
+          </w:p>
+        </w:tc>
+        <w:tc>
+          <w:tcPr>
+            <w:tcW w:type="dxa" w:w="1285"/>
+          </w:tcPr>
+          <w:p>
+            <w:r>
+              <w:t>P00文件/SHA256</w:t>
+            </w:r>
+          </w:p>
+        </w:tc>
+        <w:tc>
+          <w:tcPr>
+            <w:tcW w:type="dxa" w:w="1285"/>
+          </w:tcPr>
+          <w:p>
+            <w:r>
+              <w:t>预热起止时间</w:t>
+            </w:r>
+          </w:p>
+        </w:tc>
+        <w:tc>
+          <w:tcPr>
+            <w:tcW w:type="dxa" w:w="1285"/>
+          </w:tcPr>
+          <w:p>
+            <w:r>
+              <w:t>终态/taskId/证据</w:t>
+            </w:r>
+          </w:p>
+        </w:tc>
+        <w:tc>
+          <w:tcPr>
+            <w:tcW w:type="dxa" w:w="1285"/>
+          </w:tcPr>
+          <w:p>
+            <w:r>
+              <w:t>适用正式run_id范围</w:t>
+            </w:r>
+          </w:p>
+        </w:tc>
+      </w:tr>
+      <w:tr>
+        <w:tc>
+          <w:tcPr>
+            <w:tcW w:type="dxa" w:w="1285"/>
+          </w:tcPr>
+          <w:p>
+            <w:r>
+              <w:t>待填</w:t>
+            </w:r>
+          </w:p>
+        </w:tc>
+        <w:tc>
+          <w:tcPr>
+            <w:tcW w:type="dxa" w:w="1285"/>
+          </w:tcPr>
+          <w:p/>
+        </w:tc>
+        <w:tc>
+          <w:tcPr>
+            <w:tcW w:type="dxa" w:w="1285"/>
+          </w:tcPr>
+          <w:p/>
+        </w:tc>
+        <w:tc>
+          <w:tcPr>
+            <w:tcW w:type="dxa" w:w="1285"/>
+          </w:tcPr>
+          <w:p/>
+        </w:tc>
+        <w:tc>
+          <w:tcPr>
+            <w:tcW w:type="dxa" w:w="1285"/>
+          </w:tcPr>
+          <w:p/>
+        </w:tc>
+        <w:tc>
+          <w:tcPr>
+            <w:tcW w:type="dxa" w:w="1285"/>
+          </w:tcPr>
+          <w:p/>
+        </w:tc>
+        <w:tc>
+          <w:tcPr>
+            <w:tcW w:type="dxa" w:w="1285"/>
+          </w:tcPr>
+          <w:p/>
+        </w:tc>
+        <w:tc>
+          <w:tcPr>
+            <w:tcW w:type="dxa" w:w="1285"/>
+          </w:tcPr>
+          <w:p/>
+        </w:tc>
+        <w:tc>
+          <w:tcPr>
+            <w:tcW w:type="dxa" w:w="1285"/>
+          </w:tcPr>
+          <w:p/>
+        </w:tc>
+        <w:tc>
+          <w:tcPr>
+            <w:tcW w:type="dxa" w:w="1285"/>
+          </w:tcPr>
+          <w:p/>
+        </w:tc>
+        <w:tc>
+          <w:tcPr>
+            <w:tcW w:type="dxa" w:w="1285"/>
+          </w:tcPr>
+          <w:p/>
+        </w:tc>
+      </w:tr>
+    </w:tbl>
+    <w:p>
+      <w:pPr/>
+      <w:r>
+        <w:t>run_id如D01_OCR_01；重试02并填retry_of。恢复可能重复taskId，以run_id＋taskId关联。时间带日期，来自同一本机时钟/录像。每个正式OCR运行必须关联最近有效的warm_event_id。</w:t>
       </w:r>
     </w:p>
     <w:tbl>
@@ -3838,6 +4071,7 @@
         <w:gridCol w:w="1285"/>
         <w:gridCol w:w="1285"/>
         <w:gridCol w:w="1285"/>
+        <w:gridCol w:w="1417"/>
       </w:tblGrid>
       <w:tr>
         <w:trPr>
@@ -4151,6 +4385,16 @@
             </w:r>
           </w:p>
         </w:tc>
+        <w:tc>
+          <w:tcPr>
+            <w:tcW w:type="dxa" w:w="1417"/>
+          </w:tcPr>
+          <w:p>
+            <w:r>
+              <w:t>warm_event_id/热态确认</w:t>
+            </w:r>
+          </w:p>
+        </w:tc>
       </w:tr>
       <w:tr>
         <w:tc>
@@ -4359,8 +4603,23 @@
             </w:pPr>
           </w:p>
         </w:tc>
+        <w:tc>
+          <w:tcPr>
+            <w:tcW w:type="dxa" w:w="1417"/>
+          </w:tcPr>
+          <w:p>
+            <w:r>
+              <w:t>待填</w:t>
+            </w:r>
+          </w:p>
+        </w:tc>
       </w:tr>
     </w:tbl>
+    <w:p>
+      <w:r>
+        <w:t>5.4.1使用热态端到端耗时t2−t0。模型下载、worker首次启动、模型加载、设备初始化和P00预热不计入。若正式任务中worker重建，该次保留为环境中断；重新预热后另起重试编号，不覆盖首次记录。</w:t>
+      </w:r>
+    </w:p>
     <w:p>
       <w:pPr>
         <w:spacing w:after="20"/>
@@ -13785,6 +14044,14 @@
           <w:sz w:val="21"/>
         </w:rPr>
         <w:t>☐ 环境、S0恢复、固定字段、随机顺序有记录。</w:t>
+      </w:r>
+    </w:p>
+    <w:p>
+      <w:pPr>
+        <w:ind w:left="255"/>
+      </w:pPr>
+      <w:r>
+        <w:t>☐ 每次后端/worker启动后均有P00预热记录，正式OCR运行关联有效warm_event_id。</w:t>
       </w:r>
     </w:p>
     <w:p>
